--- a/docs/06-Decisoes-de-Dados.docx
+++ b/docs/06-Decisoes-de-Dados.docx
@@ -4415,7 +4415,7 @@
               <w:rPr>
                 <w:b w:val="false"/>
               </w:rPr>
-              <w:t xml:space="preserve">É a divisão usada pela Prefeitura (inclusive na divulgação do Censo 2022). A validação mostrou que 35 dos 37 setores de CEP caem inteiros numa só região.</w:t>
+              <w:t xml:space="preserve">É a divisão usada pela Prefeitura (inclusive na divulgação do Censo 2022). A validação mostrou que 33 dos 37 setores de CEP caem inteiros numa só região (os outros 4 estão na divisa Centro–Oeste ou misturam área urbana e rural).</w:t>
             </w:r>
           </w:p>
         </w:tc>
